--- a/Course/Component 2 - Algorithms and Programming/2.2 Problem Solving and Programming/2.2.2 Computational Methods/Homework (editable).docx
+++ b/Course/Component 2 - Algorithms and Programming/2.2 Problem Solving and Programming/2.2.2 Computational Methods/Homework (editable).docx
@@ -608,7 +608,7 @@
         <w:rPr>
           <w:b/>
         </w:rPr>
-        <w:t>[2]</w:t>
+        <w:t>[3]</w:t>
       </w:r>
       <w:r>
         <w:t xml:space="preserve"> </w:t>
@@ -619,6 +619,14 @@
         </w:rPr>
         <w:t>(AO1)</w:t>
       </w:r>
+    </w:p>
+    <w:p>
+      <w:pPr>
+        <w:spacing w:before="260"/>
+        <w:pBdr>
+          <w:bottom w:val="single" w:sz="4" w:space="1" w:color="AAB4C0"/>
+        </w:pBdr>
+      </w:pPr>
     </w:p>
     <w:p>
       <w:pPr>
@@ -838,10 +846,10 @@
         <w:rPr>
           <w:b/>
         </w:rPr>
-        <w:t>one</w:t>
+        <w:t>two</w:t>
       </w:r>
       <w:r>
-        <w:t xml:space="preserve"> example of where it is used when designing a system. </w:t>
+        <w:t xml:space="preserve"> examples of where it is used when designing a system. </w:t>
       </w:r>
       <w:r>
         <w:rPr>
